--- a/docs/handbooks/RMS Developer Handbook.docx
+++ b/docs/handbooks/RMS Developer Handbook.docx
@@ -26,7 +26,7 @@
       </w:pPr>
       <w:r>
         <w:rPr/>
-        <w:t xml:space="preserve">Branch dev as of 2 October 2026. Java 21, Spring 7, Tomcat 11, MySQL.</w:t>
+        <w:t xml:space="preserve">Branch dev as of 2 October 2026 (roles plan, Phase 1). Java 21, Spring 7, Tomcat 11, MySQL.</w:t>
       </w:r>
     </w:p>
     <w:p>
@@ -289,7 +289,7 @@
             </w:pPr>
             <w:r>
               <w:rPr/>
-              <w:t xml:space="preserve">WebInitializer (bootstraps Spring), WebConfig (MVC, view resolver, JNDI DataSource, static resources), SecurityConfig (access rules, login, logout, CSRF, password check), SecurityInitializer (registers the security filter), PlainTextPasswordEncoder (legacy passwords)</w:t>
+              <w:t xml:space="preserve">WebInitializer (bootstraps Spring), WebConfig (MVC, view resolver, JNDI DataSource, static resources), SecurityConfig (access rules, login, logout, CSRF, password check), AccountCheckFilter, LoginThrottle, SecurityInitializer (registers the security filter), PlainTextPasswordEncoder (legacy passwords)</w:t>
             </w:r>
           </w:p>
         </w:tc>
@@ -318,7 +318,7 @@
             </w:pPr>
             <w:r>
               <w:rPr/>
-              <w:t xml:space="preserve">Login, Position, Language, Candidate and Marks controllers</w:t>
+              <w:t xml:space="preserve">Login, Account (Change password), User (Users and Roles), Position, Language, Candidate and Marks controllers</w:t>
             </w:r>
           </w:p>
         </w:tc>
@@ -347,7 +347,7 @@
             </w:pPr>
             <w:r>
               <w:rPr/>
-              <w:t xml:space="preserve">*Service interfaces and *ServiceImpl classes (thin pass-through), RmsUserDetails</w:t>
+              <w:t xml:space="preserve">*Service interfaces and *ServiceImpl classes (mostly pass-through; UserServiceImpl encodes passwords), RmsUserDetails, PasswordRules</w:t>
             </w:r>
           </w:p>
         </w:tc>
@@ -405,7 +405,7 @@
             </w:pPr>
             <w:r>
               <w:rPr/>
-              <w:t xml:space="preserve">*Info beans: PositionInfo, LanguageInfo, CandidateInfo, MarksInfo, UserInfo, LoginInfo</w:t>
+              <w:t xml:space="preserve">*Info beans: PositionInfo, LanguageInfo, CandidateInfo, MarksInfo, UserInfo, LoginInfo, and the Role enum</w:t>
             </w:r>
           </w:p>
         </w:tc>
@@ -943,17 +943,17 @@
       </w:r>
       <w:r>
         <w:rPr/>
-        <w:t xml:space="preserve"> from admin.isinterviewer: N gives ROLE_ADMIN, Y gives ROLE_INTERVIEWER (</w:t>
+        <w:t xml:space="preserve"> four, in </w:t>
       </w:r>
       <w:r>
         <w:rPr>
           <w:rStyle w:val="InlineCode"/>
         </w:rPr>
-        <w:t xml:space="preserve">RmsUserDetails.rolesOf</w:t>
-      </w:r>
-      <w:r>
-        <w:rPr/>
-        <w:t xml:space="preserve">).</w:t>
+        <w:t xml:space="preserve">rms.model.Role</w:t>
+      </w:r>
+      <w:r>
+        <w:rPr/>
+        <w:t xml:space="preserve">: SUPER_ADMIN, HR, HIRING_MANAGER, INTERVIEWER, read from admin.role (NULL falls back to admin.isinterviewer: N is Super Admin, Y is Interviewer). The authority is ROLE_ plus the name. Writes keep isinterviewer in step (N for Super Admin, Y for the rest) so an older WAR still works after a rollback.</w:t>
       </w:r>
     </w:p>
     <w:p>
@@ -984,27 +984,27 @@
       </w:r>
       <w:r>
         <w:rPr/>
-        <w:t xml:space="preserve">: /login and /welcome are public; / and /home need any login; </w:t>
+        <w:t xml:space="preserve"> and </w:t>
       </w:r>
       <w:r>
         <w:rPr>
           <w:b/>
         </w:rPr>
-        <w:t xml:space="preserve">everything else needs ROLE_ADMIN</w:t>
-      </w:r>
-      <w:r>
-        <w:rPr/>
-        <w:t xml:space="preserve">. A new URL is admin-only until a rule above </w:t>
+        <w:t xml:space="preserve">deny by default</w:t>
+      </w:r>
+      <w:r>
+        <w:rPr/>
+        <w:t xml:space="preserve">: /login and /welcome are public; /, /home, /changepassword and /savepassword need any login; every other page is listed in USER_ADMIN_PAGES, STAFF_READ_PAGES or HR_PAGES with its roles; </w:t>
       </w:r>
       <w:r>
         <w:rPr>
           <w:rStyle w:val="InlineCode"/>
         </w:rPr>
-        <w:t xml:space="preserve">anyRequest()</w:t>
-      </w:r>
-      <w:r>
-        <w:rPr/>
-        <w:t xml:space="preserve"> opens it.</w:t>
+        <w:t xml:space="preserve">anyRequest().denyAll()</w:t>
+      </w:r>
+      <w:r>
+        <w:rPr/>
+        <w:t xml:space="preserve"> refuses the rest. A new URL is refused for everyone until you list it.</w:t>
       </w:r>
     </w:p>
     <w:p>
@@ -1021,11 +1021,83 @@
         <w:rPr>
           <w:b/>
         </w:rPr>
+        <w:t xml:space="preserve">Account check:</w:t>
+      </w:r>
+      <w:r>
+        <w:rPr/>
+        <w:t xml:space="preserve"> </w:t>
+      </w:r>
+      <w:r>
+        <w:rPr>
+          <w:rStyle w:val="InlineCode"/>
+        </w:rPr>
+        <w:t xml:space="preserve">AccountCheckFilter</w:t>
+      </w:r>
+      <w:r>
+        <w:rPr/>
+        <w:t xml:space="preserve"> re-reads the user's admin row on every request: deactivated or a changed role ends the session (/login?ended); a reset password (users.mustchangepassword = 1) allows only Change password.</w:t>
+      </w:r>
+    </w:p>
+    <w:p>
+      <w:pPr>
+        <w:pStyle w:val="Bullet"/>
+      </w:pPr>
+      <w:r>
+        <w:rPr/>
+        <w:t xml:space="preserve">•</w:t>
+        <w:tab/>
+        <w:t xml:space="preserve"/>
+      </w:r>
+      <w:r>
+        <w:rPr>
+          <w:b/>
+        </w:rPr>
+        <w:t xml:space="preserve">Login lock:</w:t>
+      </w:r>
+      <w:r>
+        <w:rPr/>
+        <w:t xml:space="preserve"> </w:t>
+      </w:r>
+      <w:r>
+        <w:rPr>
+          <w:rStyle w:val="InlineCode"/>
+        </w:rPr>
+        <w:t xml:space="preserve">LoginThrottle</w:t>
+      </w:r>
+      <w:r>
+        <w:rPr/>
+        <w:t xml:space="preserve">, 5 failures per username and address in 15 minutes lock it there for 15 minutes; in memory per Tomcat node.</w:t>
+      </w:r>
+    </w:p>
+    <w:p>
+      <w:pPr>
+        <w:pStyle w:val="Bullet"/>
+      </w:pPr>
+      <w:r>
+        <w:rPr/>
+        <w:t xml:space="preserve">•</w:t>
+        <w:tab/>
+        <w:t xml:space="preserve"/>
+      </w:r>
+      <w:r>
+        <w:rPr>
+          <w:b/>
+        </w:rPr>
         <w:t xml:space="preserve">Menu</w:t>
       </w:r>
       <w:r>
         <w:rPr/>
-        <w:t xml:space="preserve"> visibility is separate: layout.tag shows the admin block when the session user's role is N and the interviewer block when it is Y. Change both the rule and the menu.</w:t>
+        <w:t xml:space="preserve"> visibility is separate: layout.tag shows blocks by the session user's role name (</w:t>
+      </w:r>
+      <w:r>
+        <w:rPr>
+          <w:rStyle w:val="InlineCode"/>
+        </w:rPr>
+        <w:t xml:space="preserve">role eq 'HR'</w:t>
+      </w:r>
+      <w:r>
+        <w:rPr/>
+        <w:t xml:space="preserve">). Change both the rule and the menu.</w:t>
       </w:r>
     </w:p>
     <w:p>
@@ -1046,7 +1118,7 @@
       </w:r>
       <w:r>
         <w:rPr/>
-        <w:t xml:space="preserve"> after login the profile (UserInfo) is in the session as "user"; the JSPs read it from there.</w:t>
+        <w:t xml:space="preserve"> after login the profile (UserInfo) is in the session as "user"; the JSPs read it from there, and AccountCheckFilter refreshes it.</w:t>
       </w:r>
     </w:p>
     <w:p>
@@ -1108,7 +1180,27 @@
       </w:r>
       <w:r>
         <w:rPr/>
-        <w:t xml:space="preserve"> stored values starting with {bcrypt} are checked with bcrypt; anything else as a legacy plain-text password (exact match). Migrating the stored passwords to bcrypt waits for the owner's approval.</w:t>
+        <w:t xml:space="preserve"> stored values starting with {bcrypt} are checked with bcrypt; anything else as a legacy plain-text password (exact match). RMS stores every new, reset or changed password as {bcrypt} (</w:t>
+      </w:r>
+      <w:r>
+        <w:rPr>
+          <w:rStyle w:val="InlineCode"/>
+        </w:rPr>
+        <w:t xml:space="preserve">UserServiceImpl</w:t>
+      </w:r>
+      <w:r>
+        <w:rPr/>
+        <w:t xml:space="preserve">, rules in </w:t>
+      </w:r>
+      <w:r>
+        <w:rPr>
+          <w:rStyle w:val="InlineCode"/>
+        </w:rPr>
+        <w:t xml:space="preserve">PasswordRules</w:t>
+      </w:r>
+      <w:r>
+        <w:rPr/>
+        <w:t xml:space="preserve">). Hashing the existing rows is db/migrations/003-hash-passwords/, which waits for the owner's approval.</w:t>
       </w:r>
     </w:p>
     <w:p>
@@ -1751,7 +1843,7 @@
       </w:pPr>
       <w:r>
         <w:rPr/>
-        <w:t xml:space="preserve">Add a new admin screen (a CRUD module)</w:t>
+        <w:t xml:space="preserve">Add a new screen (a CRUD module)</w:t>
       </w:r>
     </w:p>
     <w:p>
@@ -1868,7 +1960,17 @@
       </w:pPr>
       <w:r>
         <w:rPr/>
-        <w:t xml:space="preserve">Nothing else needs registering: component scanning finds the new beans, and the new URLs are admin-only by default.</w:t>
+        <w:t xml:space="preserve">Component scanning finds the new beans, but </w:t>
+      </w:r>
+      <w:r>
+        <w:rPr>
+          <w:b/>
+        </w:rPr>
+        <w:t xml:space="preserve">the new URLs are refused for everyone</w:t>
+      </w:r>
+      <w:r>
+        <w:rPr/>
+        <w:t xml:space="preserve"> until you give them an access rule (next recipe).</w:t>
       </w:r>
     </w:p>
     <w:p>
@@ -1877,7 +1979,7 @@
       </w:pPr>
       <w:r>
         <w:rPr/>
-        <w:t xml:space="preserve">Open a screen to interviewers (or any logged-in user)</w:t>
+        <w:t xml:space="preserve">Open a screen to a role</w:t>
       </w:r>
     </w:p>
     <w:p>
@@ -1886,17 +1988,17 @@
       </w:pPr>
       <w:r>
         <w:rPr/>
-        <w:t xml:space="preserve">Add a rule in </w:t>
+        <w:t xml:space="preserve">Add the URLs to the matching array in </w:t>
       </w:r>
       <w:r>
         <w:rPr>
           <w:rStyle w:val="InlineCode"/>
         </w:rPr>
-        <w:t xml:space="preserve">SecurityConfig.appFilterChain</w:t>
-      </w:r>
-      <w:r>
-        <w:rPr/>
-        <w:t xml:space="preserve">, above anyRequest():</w:t>
+        <w:t xml:space="preserve">SecurityConfig</w:t>
+      </w:r>
+      <w:r>
+        <w:rPr/>
+        <w:t xml:space="preserve"> (HR_PAGES for Super Admin and HR, STAFF_READ_PAGES to add Hiring Managers, USER_ADMIN_PAGES for Super Admins), or add a rule above anyRequest():</w:t>
       </w:r>
     </w:p>
     <w:p>
@@ -1904,7 +2006,7 @@
         <w:pStyle w:val="Code"/>
       </w:pPr>
       <w:r>
-        <w:t xml:space="preserve">.requestMatchers("/login", "/welcome").permitAll()</w:t>
+        <w:t xml:space="preserve">.requestMatchers(HR_PAGES).hasAnyRole(SUPER_ADMIN, HR)</w:t>
       </w:r>
     </w:p>
     <w:p>
@@ -1912,7 +2014,7 @@
         <w:pStyle w:val="Code"/>
       </w:pPr>
       <w:r>
-        <w:t xml:space="preserve">.requestMatchers("/", "/home").authenticated()</w:t>
+        <w:t xml:space="preserve">.requestMatchers("/myevaluations", "/saveevaluation").hasRole(Role.INTERVIEWER.name())   // new rule</w:t>
       </w:r>
     </w:p>
     <w:p>
@@ -1920,15 +2022,7 @@
         <w:pStyle w:val="Code"/>
       </w:pPr>
       <w:r>
-        <w:t xml:space="preserve">.requestMatchers("/myevaluations", "/saveevaluation").hasRole("INTERVIEWER")   // new rule</w:t>
-      </w:r>
-    </w:p>
-    <w:p>
-      <w:pPr>
-        <w:pStyle w:val="Code"/>
-      </w:pPr>
-      <w:r>
-        <w:t xml:space="preserve">.anyRequest().hasRole("ADMIN")</w:t>
+        <w:t xml:space="preserve">.anyRequest().denyAll()</w:t>
       </w:r>
     </w:p>
     <w:p>
@@ -1937,27 +2031,47 @@
       </w:pPr>
       <w:r>
         <w:rPr/>
-        <w:t xml:space="preserve">Then add the menu link inside the </w:t>
+        <w:t xml:space="preserve">Then add the menu link inside the right </w:t>
       </w:r>
       <w:r>
         <w:rPr>
           <w:rStyle w:val="InlineCode"/>
         </w:rPr>
-        <w:t xml:space="preserve">&lt;c:if test="${role eq 'Y'}"&gt;</w:t>
-      </w:r>
-      <w:r>
-        <w:rPr/>
-        <w:t xml:space="preserve"> block in layout.tag, and add allowed and refused cases to SecurityConfigTest. Use </w:t>
+        <w:t xml:space="preserve">&lt;c:if test="${role eq 'INTERVIEWER'}"&gt;</w:t>
+      </w:r>
+      <w:r>
+        <w:rPr/>
+        <w:t xml:space="preserve"> block in layout.tag, and add a </w:t>
       </w:r>
       <w:r>
         <w:rPr>
           <w:rStyle w:val="InlineCode"/>
         </w:rPr>
-        <w:t xml:space="preserve">hasAnyRole("ADMIN", "INTERVIEWER")</w:t>
-      </w:r>
-      <w:r>
-        <w:rPr/>
-        <w:t xml:space="preserve"> for pages both roles share.</w:t>
+        <w:t xml:space="preserve">Page</w:t>
+      </w:r>
+      <w:r>
+        <w:rPr/>
+        <w:t xml:space="preserve"> with its allowed roles to </w:t>
+      </w:r>
+      <w:r>
+        <w:rPr>
+          <w:rStyle w:val="InlineCode"/>
+        </w:rPr>
+        <w:t xml:space="preserve">SecurityConfigTest.pages()</w:t>
+      </w:r>
+      <w:r>
+        <w:rPr/>
+        <w:t xml:space="preserve">; </w:t>
+      </w:r>
+      <w:r>
+        <w:rPr>
+          <w:rStyle w:val="InlineCode"/>
+        </w:rPr>
+        <w:t xml:space="preserve">eachRoleOpensExactlyItsPages</w:t>
+      </w:r>
+      <w:r>
+        <w:rPr/>
+        <w:t xml:space="preserve"> checks it for every role. Checks that depend on the row ("only my assigned candidates") go in the service or controller.</w:t>
       </w:r>
     </w:p>
     <w:p>
@@ -2814,19 +2928,19 @@
             </w:pPr>
             <w:r>
               <w:rPr/>
-              <w:t xml:space="preserve">New pages are admin-only; interviewers get 403</w:t>
-            </w:r>
-          </w:p>
-        </w:tc>
-        <w:tc>
-          <w:tcPr/>
-          <w:p>
-            <w:pPr>
-              <w:pStyle w:val="TableText"/>
-            </w:pPr>
-            <w:r>
-              <w:rPr/>
-              <w:t xml:space="preserve">Add a rule above anyRequest()</w:t>
+              <w:t xml:space="preserve">New pages are refused for every role (403)</w:t>
+            </w:r>
+          </w:p>
+        </w:tc>
+        <w:tc>
+          <w:tcPr/>
+          <w:p>
+            <w:pPr>
+              <w:pStyle w:val="TableText"/>
+            </w:pPr>
+            <w:r>
+              <w:rPr/>
+              <w:t xml:space="preserve">List the URL in SecurityConfig with its roles, and add it to SecurityConfigTest.pages()</w:t>
             </w:r>
           </w:p>
         </w:tc>

--- a/docs/handbooks/RMS Developer Handbook.docx
+++ b/docs/handbooks/RMS Developer Handbook.docx
@@ -26,7 +26,7 @@
       </w:pPr>
       <w:r>
         <w:rPr/>
-        <w:t xml:space="preserve">Branch dev as of 2 October 2026 (roles plan, Phase 1). Java 21, Spring 7, Tomcat 11, MySQL.</w:t>
+        <w:t xml:space="preserve">Branch dev as of 2 October 2026 (roles plan, Phase 2). Java 21, Spring 7, Tomcat 11, MySQL.</w:t>
       </w:r>
     </w:p>
     <w:p>
@@ -318,7 +318,7 @@
             </w:pPr>
             <w:r>
               <w:rPr/>
-              <w:t xml:space="preserve">Login, Account (Change password), User (Users and Roles), Position, Language, Candidate and Marks controllers</w:t>
+              <w:t xml:space="preserve">Login, Account (Change password), User (Users and Roles), Position, Language, Candidate (with the profile), Job, Document (upload, download, delete, permanent delete) and Marks controllers</w:t>
             </w:r>
           </w:p>
         </w:tc>
@@ -347,7 +347,7 @@
             </w:pPr>
             <w:r>
               <w:rPr/>
-              <w:t xml:space="preserve">*Service interfaces and *ServiceImpl classes (mostly pass-through; UserServiceImpl encodes passwords), RmsUserDetails, PasswordRules</w:t>
+              <w:t xml:space="preserve">*Service interfaces and *ServiceImpl classes (mostly pass-through; UserServiceImpl encodes passwords; DocumentServiceImpl checks and stores uploads), RmsUserDetails, PasswordRules, DocumentRules (file checks), DocumentOutcome</w:t>
             </w:r>
           </w:p>
         </w:tc>
@@ -376,7 +376,7 @@
             </w:pPr>
             <w:r>
               <w:rPr/>
-              <w:t xml:space="preserve">*Dao interfaces and *DaoImpl classes — all SQL lives here</w:t>
+              <w:t xml:space="preserve">*Dao interfaces and *DaoImpl classes — all SQL lives here; DocumentFileStore, the files in RMS_DOC_DIR</w:t>
             </w:r>
           </w:p>
         </w:tc>
@@ -405,7 +405,7 @@
             </w:pPr>
             <w:r>
               <w:rPr/>
-              <w:t xml:space="preserve">*Info beans: PositionInfo, LanguageInfo, CandidateInfo, MarksInfo, UserInfo, LoginInfo, and the Role enum</w:t>
+              <w:t xml:space="preserve">*Info beans: PositionInfo, LanguageInfo, CandidateInfo, JobInfo, DocumentInfo, MarksInfo, UserInfo, LoginInfo; the enums Role, DocumentType, CandidateSource; the record DocumentUpload</w:t>
             </w:r>
           </w:p>
         </w:tc>
@@ -463,7 +463,7 @@
             </w:pPr>
             <w:r>
               <w:rPr/>
-              <w:t xml:space="preserve">9 views: login, main (home), create*/view* per module, viewmarks</w:t>
+              <w:t xml:space="preserve">15 views: login, main (home), create*/view* per module, candidateprofile, changepassword, viewmarks</w:t>
             </w:r>
           </w:p>
         </w:tc>
@@ -850,7 +850,7 @@
         <w:rPr/>
         <w:t xml:space="preserve">•</w:t>
         <w:tab/>
-        <w:t xml:space="preserve">There is no transaction management: every write is a single SQL statement.</w:t>
+        <w:t xml:space="preserve">Transactions only where two statements must go together, as a TransactionTemplate inside the DAO (UserDaoImpl.addUser, DocumentDaoImpl.addDocument); every other write is a single SQL statement.</w:t>
       </w:r>
     </w:p>
     <w:p>
@@ -994,7 +994,7 @@
       </w:r>
       <w:r>
         <w:rPr/>
-        <w:t xml:space="preserve">: /login and /welcome are public; /, /home, /changepassword and /savepassword need any login; every other page is listed in USER_ADMIN_PAGES, STAFF_READ_PAGES or HR_PAGES with its roles; </w:t>
+        <w:t xml:space="preserve">: /login and /welcome are public; /, /home, /changepassword and /savepassword need any login; every other page is listed in USER_ADMIN_PAGES, SUPER_ADMIN_PAGES (the permanent delete of documents), STAFF_READ_PAGES or HR_PAGES with its roles; </w:t>
       </w:r>
       <w:r>
         <w:rPr>
@@ -1201,6 +1201,67 @@
       <w:r>
         <w:rPr/>
         <w:t xml:space="preserve">). Hashing the existing rows is db/migrations/003-hash-passwords/, which waits for the owner's approval.</w:t>
+      </w:r>
+    </w:p>
+    <w:p>
+      <w:pPr>
+        <w:pStyle w:val="Bullet"/>
+      </w:pPr>
+      <w:r>
+        <w:rPr/>
+        <w:t xml:space="preserve">•</w:t>
+        <w:tab/>
+        <w:t xml:space="preserve"/>
+      </w:r>
+      <w:r>
+        <w:rPr>
+          <w:b/>
+        </w:rPr>
+        <w:t xml:space="preserve">Files:</w:t>
+      </w:r>
+      <w:r>
+        <w:rPr/>
+        <w:t xml:space="preserve"> candidate documents are stored by </w:t>
+      </w:r>
+      <w:r>
+        <w:rPr>
+          <w:rStyle w:val="InlineCode"/>
+        </w:rPr>
+        <w:t xml:space="preserve">DocumentFileStore</w:t>
+      </w:r>
+      <w:r>
+        <w:rPr/>
+        <w:t xml:space="preserve"> in RMS_DOC_DIR under 32 random hex characters, never the user's name; served only by </w:t>
+      </w:r>
+      <w:r>
+        <w:rPr>
+          <w:rStyle w:val="InlineCode"/>
+        </w:rPr>
+        <w:t xml:space="preserve">DocumentController.download</w:t>
+      </w:r>
+      <w:r>
+        <w:rPr/>
+        <w:t xml:space="preserve"> (attachment, nosniff). An upload over the container's limit (5 MB per file, 6 MB per request, </w:t>
+      </w:r>
+      <w:r>
+        <w:rPr>
+          <w:rStyle w:val="InlineCode"/>
+        </w:rPr>
+        <w:t xml:space="preserve">WebInitializer</w:t>
+      </w:r>
+      <w:r>
+        <w:rPr/>
+        <w:t xml:space="preserve">) arrives without its CSRF token; </w:t>
+      </w:r>
+      <w:r>
+        <w:rPr>
+          <w:rStyle w:val="InlineCode"/>
+        </w:rPr>
+        <w:t xml:space="preserve">SecurityConfig.tooLargeUpload</w:t>
+      </w:r>
+      <w:r>
+        <w:rPr/>
+        <w:t xml:space="preserve"> sends it back to the profile.</w:t>
       </w:r>
     </w:p>
     <w:p>
@@ -2080,6 +2141,104 @@
       </w:pPr>
       <w:r>
         <w:rPr/>
+        <w:t xml:space="preserve">Accept a file upload</w:t>
+      </w:r>
+    </w:p>
+    <w:p>
+      <w:pPr>
+        <w:pStyle w:val="Normal"/>
+      </w:pPr>
+      <w:r>
+        <w:rPr/>
+        <w:t xml:space="preserve">Follow the document module (docs/business-flows/documents.md): a </w:t>
+      </w:r>
+      <w:r>
+        <w:rPr>
+          <w:rStyle w:val="InlineCode"/>
+        </w:rPr>
+        <w:t xml:space="preserve">&lt;form:form enctype="multipart/form-data"&gt;</w:t>
+      </w:r>
+      <w:r>
+        <w:rPr/>
+        <w:t xml:space="preserve"> with IDs in the action URL only (a hidden field as well arrives as "C1,C1"); a controller taking </w:t>
+      </w:r>
+      <w:r>
+        <w:rPr>
+          <w:rStyle w:val="InlineCode"/>
+        </w:rPr>
+        <w:t xml:space="preserve">@RequestParam MultipartFile</w:t>
+      </w:r>
+      <w:r>
+        <w:rPr/>
+        <w:t xml:space="preserve">; checks in a service (extension, declared type and first bytes, see </w:t>
+      </w:r>
+      <w:r>
+        <w:rPr>
+          <w:rStyle w:val="InlineCode"/>
+        </w:rPr>
+        <w:t xml:space="preserve">DocumentRules</w:t>
+      </w:r>
+      <w:r>
+        <w:rPr/>
+        <w:t xml:space="preserve">); </w:t>
+      </w:r>
+      <w:r>
+        <w:rPr>
+          <w:rStyle w:val="InlineCode"/>
+        </w:rPr>
+        <w:t xml:space="preserve">DocumentFileStore</w:t>
+      </w:r>
+      <w:r>
+        <w:rPr/>
+        <w:t xml:space="preserve"> for the file; the row in a DAO; logs with keys only. Downloads go through a controller with </w:t>
+      </w:r>
+      <w:r>
+        <w:rPr>
+          <w:rStyle w:val="InlineCode"/>
+        </w:rPr>
+        <w:t xml:space="preserve">ContentDisposition.attachment()</w:t>
+      </w:r>
+      <w:r>
+        <w:rPr/>
+        <w:t xml:space="preserve"> and </w:t>
+      </w:r>
+      <w:r>
+        <w:rPr>
+          <w:rStyle w:val="InlineCode"/>
+        </w:rPr>
+        <w:t xml:space="preserve">X-Content-Type-Options: nosniff</w:t>
+      </w:r>
+      <w:r>
+        <w:rPr/>
+        <w:t xml:space="preserve">. Test with real files in a </w:t>
+      </w:r>
+      <w:r>
+        <w:rPr>
+          <w:rStyle w:val="InlineCode"/>
+        </w:rPr>
+        <w:t xml:space="preserve">@TempDir</w:t>
+      </w:r>
+      <w:r>
+        <w:rPr/>
+        <w:t xml:space="preserve"> (DocumentServiceImplTest) and </w:t>
+      </w:r>
+      <w:r>
+        <w:rPr>
+          <w:rStyle w:val="InlineCode"/>
+        </w:rPr>
+        <w:t xml:space="preserve">MockMvc multipart()</w:t>
+      </w:r>
+      <w:r>
+        <w:rPr/>
+        <w:t xml:space="preserve">.</w:t>
+      </w:r>
+    </w:p>
+    <w:p>
+      <w:pPr>
+        <w:pStyle w:val="Heading2"/>
+      </w:pPr>
+      <w:r>
+        <w:rPr/>
         <w:t xml:space="preserve">Add a field to an existing screen</w:t>
       </w:r>
     </w:p>
@@ -2139,6 +2298,45 @@
     </w:p>
     <w:p>
       <w:pPr>
+        <w:pStyle w:val="Normal"/>
+      </w:pPr>
+      <w:r>
+        <w:rPr/>
+        <w:t xml:space="preserve">A date or number field needs a </w:t>
+      </w:r>
+      <w:r>
+        <w:rPr>
+          <w:rStyle w:val="InlineCode"/>
+        </w:rPr>
+        <w:t xml:space="preserve">BindingResult</w:t>
+      </w:r>
+      <w:r>
+        <w:rPr/>
+        <w:t xml:space="preserve"> after the </w:t>
+      </w:r>
+      <w:r>
+        <w:rPr>
+          <w:rStyle w:val="InlineCode"/>
+        </w:rPr>
+        <w:t xml:space="preserve">@ModelAttribute</w:t>
+      </w:r>
+      <w:r>
+        <w:rPr/>
+        <w:t xml:space="preserve"> so a bad value becomes a message, and the field must be in the controller's </w:t>
+      </w:r>
+      <w:r>
+        <w:rPr>
+          <w:rStyle w:val="InlineCode"/>
+        </w:rPr>
+        <w:t xml:space="preserve">@InitBinder</w:t>
+      </w:r>
+      <w:r>
+        <w:rPr/>
+        <w:t xml:space="preserve"> allowed list (CandidateController, JobController).</w:t>
+      </w:r>
+    </w:p>
+    <w:p>
+      <w:pPr>
         <w:pStyle w:val="Heading2"/>
       </w:pPr>
       <w:r>
@@ -2193,7 +2391,7 @@
         <w:rPr/>
         <w:t xml:space="preserve">2.</w:t>
         <w:tab/>
-        <w:t xml:space="preserve">Copy deploy/tomcat/rms.xml to Tomcat's conf/Catalina/localhost/, put the Connector/J jar in lib/, and set RMS_DB_URL, RMS_DB_USER, RMS_DB_PASSWORD and the property-source option (see the IT guide).</w:t>
+        <w:t xml:space="preserve">Copy deploy/tomcat/rms.xml to Tomcat's conf/Catalina/localhost/, put the Connector/J jar in lib/, and set RMS_DB_URL, RMS_DB_USER, RMS_DB_PASSWORD, RMS_DOC_DIR (an empty scratch folder) and the property-source option (see the IT guide).</w:t>
       </w:r>
     </w:p>
     <w:p>
@@ -2279,6 +2477,38 @@
         <w:t xml:space="preserve">•</w:t>
         <w:tab/>
         <w:t xml:space="preserve">MarksDaoImpl reads columns by position from m.*: don't change the column order of the marks table.</w:t>
+      </w:r>
+    </w:p>
+    <w:p>
+      <w:pPr>
+        <w:pStyle w:val="Bullet"/>
+      </w:pPr>
+      <w:r>
+        <w:rPr/>
+        <w:t xml:space="preserve">•</w:t>
+        <w:tab/>
+        <w:t xml:space="preserve">New tables are created ENGINE=InnoDB (transactions and the SELECT … FOR UPDATE lock in DocumentDaoImpl). Migrations so far: 001 candidate.isactive, 002 roles, 003 password hashing (a Java program, not run), 004 candidate documents and jobs.</w:t>
+      </w:r>
+    </w:p>
+    <w:p>
+      <w:pPr>
+        <w:pStyle w:val="Bullet"/>
+      </w:pPr>
+      <w:r>
+        <w:rPr/>
+        <w:t xml:space="preserve">•</w:t>
+        <w:tab/>
+        <w:t xml:space="preserve">Dates: LocalDate and LocalDateTime map to DATE and DATETIME through Connector/J (</w:t>
+      </w:r>
+      <w:r>
+        <w:rPr>
+          <w:rStyle w:val="InlineCode"/>
+        </w:rPr>
+        <w:t xml:space="preserve">rs.getObject(column, LocalDate.class)</w:t>
+      </w:r>
+      <w:r>
+        <w:rPr/>
+        <w:t xml:space="preserve">); upload times use the database's now().</w:t>
       </w:r>
     </w:p>
     <w:p>
@@ -2704,7 +2934,7 @@
         <w:rPr/>
         <w:t xml:space="preserve">•</w:t>
         <w:tab/>
-        <w:t xml:space="preserve">Current numbers on a machine without Docker: 145 tests, 86 pass, 59 skipped (DAO and smoke).</w:t>
+        <w:t xml:space="preserve">Current numbers on a machine without Docker: 329 tests, 225 pass, 104 skipped (91 DAO, 13 smoke).</w:t>
       </w:r>
     </w:p>
     <w:p>
@@ -3109,6 +3339,88 @@
           </w:p>
         </w:tc>
       </w:tr>
+      <w:tr>
+        <w:trPr>
+          <w:cantSplit/>
+        </w:trPr>
+        <w:tc>
+          <w:tcPr/>
+          <w:p>
+            <w:pPr>
+              <w:pStyle w:val="TableText"/>
+            </w:pPr>
+            <w:r>
+              <w:rPr/>
+              <w:t xml:space="preserve">An ID both in a multipart form's URL and in a hidden field</w:t>
+            </w:r>
+          </w:p>
+        </w:tc>
+        <w:tc>
+          <w:tcPr/>
+          <w:p>
+            <w:pPr>
+              <w:pStyle w:val="TableText"/>
+            </w:pPr>
+            <w:r>
+              <w:rPr/>
+              <w:t xml:space="preserve">The server reads "C1,C1" and finds nothing (404)</w:t>
+            </w:r>
+          </w:p>
+        </w:tc>
+        <w:tc>
+          <w:tcPr/>
+          <w:p>
+            <w:pPr>
+              <w:pStyle w:val="TableText"/>
+            </w:pPr>
+            <w:r>
+              <w:rPr/>
+              <w:t xml:space="preserve">Put it in one place only</w:t>
+            </w:r>
+          </w:p>
+        </w:tc>
+      </w:tr>
+      <w:tr>
+        <w:trPr>
+          <w:cantSplit/>
+        </w:trPr>
+        <w:tc>
+          <w:tcPr/>
+          <w:p>
+            <w:pPr>
+              <w:pStyle w:val="TableText"/>
+            </w:pPr>
+            <w:r>
+              <w:rPr/>
+              <w:t xml:space="preserve">Using a user-supplied file name in a path</w:t>
+            </w:r>
+          </w:p>
+        </w:tc>
+        <w:tc>
+          <w:tcPr/>
+          <w:p>
+            <w:pPr>
+              <w:pStyle w:val="TableText"/>
+            </w:pPr>
+            <w:r>
+              <w:rPr/>
+              <w:t xml:space="preserve">Path traversal</w:t>
+            </w:r>
+          </w:p>
+        </w:tc>
+        <w:tc>
+          <w:tcPr/>
+          <w:p>
+            <w:pPr>
+              <w:pStyle w:val="TableText"/>
+            </w:pPr>
+            <w:r>
+              <w:rPr/>
+              <w:t xml:space="preserve">Store under a generated name (DocumentFileStore); show the user's name only with &lt;c:out&gt;</w:t>
+            </w:r>
+          </w:p>
+        </w:tc>
+      </w:tr>
     </w:tbl>
     <w:p>
       <w:pPr>
@@ -3318,7 +3630,7 @@
             </w:pPr>
             <w:r>
               <w:rPr/>
-              <w:t xml:space="preserve">docs/business-flows/*.md (login, masters, candidates, evaluation)</w:t>
+              <w:t xml:space="preserve">docs/business-flows/*.md (login, users, masters, candidates, documents, jobs, evaluation)</w:t>
             </w:r>
           </w:p>
         </w:tc>

--- a/docs/handbooks/RMS Developer Handbook.docx
+++ b/docs/handbooks/RMS Developer Handbook.docx
@@ -26,7 +26,7 @@
       </w:pPr>
       <w:r>
         <w:rPr/>
-        <w:t xml:space="preserve">Branch dev as of 2 October 2026 (roles plan, Phase 2). Java 21, Spring 7, Tomcat 11, MySQL.</w:t>
+        <w:t xml:space="preserve">Branch dev as of 2 October 2026 (roles plan, Phase 3). Java 21, Spring 7, Tomcat 11, MySQL.</w:t>
       </w:r>
     </w:p>
     <w:p>
@@ -318,7 +318,7 @@
             </w:pPr>
             <w:r>
               <w:rPr/>
-              <w:t xml:space="preserve">Login, Account (Change password), User (Users and Roles), Position, Language, Candidate (with the profile), Job, Document (upload, download, delete, permanent delete) and Marks controllers</w:t>
+              <w:t xml:space="preserve">Login, Account (Change password), User (Users and Roles), Position, Language, Candidate (with the profile), Job, Document (upload, download, delete, permanent delete), Assignment, Evaluation (My Evaluations, the evaluation form, the evaluation detail and the decision) and Marks (Candidate Status) controllers, and CurrentUser (the session user's ID and role)</w:t>
             </w:r>
           </w:p>
         </w:tc>
@@ -347,7 +347,7 @@
             </w:pPr>
             <w:r>
               <w:rPr/>
-              <w:t xml:space="preserve">*Service interfaces and *ServiceImpl classes (mostly pass-through; UserServiceImpl encodes passwords; DocumentServiceImpl checks and stores uploads), RmsUserDetails, PasswordRules, DocumentRules (file checks), DocumentOutcome</w:t>
+              <w:t xml:space="preserve">*Service interfaces and *ServiceImpl classes (mostly pass-through; UserServiceImpl encodes passwords; DocumentServiceImpl checks and stores uploads), RmsUserDetails, PasswordRules, DocumentRules (file checks), Outcome (a checked action's result)</w:t>
             </w:r>
           </w:p>
         </w:tc>
@@ -405,7 +405,7 @@
             </w:pPr>
             <w:r>
               <w:rPr/>
-              <w:t xml:space="preserve">*Info beans: PositionInfo, LanguageInfo, CandidateInfo, JobInfo, DocumentInfo, MarksInfo, UserInfo, LoginInfo; the enums Role, DocumentType, CandidateSource; the record DocumentUpload</w:t>
+              <w:t xml:space="preserve">*Info beans: PositionInfo, LanguageInfo, CandidateInfo, JobInfo, DocumentInfo, MarksInfo, UserInfo, LoginInfo, ResultInfo, AssignmentInfo, DecisionInfo; the enums Role, DocumentType, CandidateSource, DecisionStatus, Criterion; the record DocumentUpload</w:t>
             </w:r>
           </w:p>
         </w:tc>
@@ -994,7 +994,7 @@
       </w:r>
       <w:r>
         <w:rPr/>
-        <w:t xml:space="preserve">: /login and /welcome are public; /, /home, /changepassword and /savepassword need any login; every other page is listed in USER_ADMIN_PAGES, SUPER_ADMIN_PAGES (the permanent delete of documents), STAFF_READ_PAGES or HR_PAGES with its roles; </w:t>
+        <w:t xml:space="preserve">: /login and /welcome are public; /, /home, /changepassword and /savepassword need any login; every other page is listed in USER_ADMIN_PAGES, SUPER_ADMIN_PAGES (the permanent delete of documents), STAFF_READ_PAGES, CANDIDATE_READ_PAGES (profile and downloads, all four roles), INTERVIEWER_PAGES or HR_PAGES with its roles; </w:t>
       </w:r>
       <w:r>
         <w:rPr>
@@ -1005,6 +1005,47 @@
       <w:r>
         <w:rPr/>
         <w:t xml:space="preserve"> refuses the rest. A new URL is refused for everyone until you list it.</w:t>
+      </w:r>
+    </w:p>
+    <w:p>
+      <w:pPr>
+        <w:pStyle w:val="Bullet"/>
+      </w:pPr>
+      <w:r>
+        <w:rPr/>
+        <w:t xml:space="preserve">•</w:t>
+        <w:tab/>
+        <w:t xml:space="preserve"/>
+      </w:r>
+      <w:r>
+        <w:rPr>
+          <w:b/>
+        </w:rPr>
+        <w:t xml:space="preserve">Per-row checks:</w:t>
+      </w:r>
+      <w:r>
+        <w:rPr/>
+        <w:t xml:space="preserve"> interviewers reach a candidate's profile, documents and evaluation form only while assigned to them. The URL rule lets them in; the controller checks with </w:t>
+      </w:r>
+      <w:r>
+        <w:rPr>
+          <w:rStyle w:val="InlineCode"/>
+        </w:rPr>
+        <w:t xml:space="preserve">CurrentUser</w:t>
+      </w:r>
+      <w:r>
+        <w:rPr/>
+        <w:t xml:space="preserve"> and </w:t>
+      </w:r>
+      <w:r>
+        <w:rPr>
+          <w:rStyle w:val="InlineCode"/>
+        </w:rPr>
+        <w:t xml:space="preserve">AssignmentService.isAssigned</w:t>
+      </w:r>
+      <w:r>
+        <w:rPr/>
+        <w:t xml:space="preserve"> and answers 403. Put such checks in the controller or service, never only in the JSP.</w:t>
       </w:r>
     </w:p>
     <w:p>
@@ -2476,7 +2517,28 @@
         <w:rPr/>
         <w:t xml:space="preserve">•</w:t>
         <w:tab/>
-        <w:t xml:space="preserve">MarksDaoImpl reads columns by position from m.*: don't change the column order of the marks table.</w:t>
+        <w:t xml:space="preserve">marks: since Phase 3 MarksDaoImpl names every column and reads by name; older WARs still read m.* by position, so add marks columns only at the end. Migration 005 (a draft) needs the owner's SHOW CREATE TABLE marks first.</w:t>
+      </w:r>
+    </w:p>
+    <w:p>
+      <w:pPr>
+        <w:pStyle w:val="Bullet"/>
+      </w:pPr>
+      <w:r>
+        <w:rPr/>
+        <w:t xml:space="preserve">•</w:t>
+        <w:tab/>
+        <w:t xml:space="preserve">The decision badge is </w:t>
+      </w:r>
+      <w:r>
+        <w:rPr>
+          <w:rStyle w:val="InlineCode"/>
+        </w:rPr>
+        <w:t xml:space="preserve">&lt;rms:status value="…" icons="…"/&gt;</w:t>
+      </w:r>
+      <w:r>
+        <w:rPr/>
+        <w:t xml:space="preserve"> (WEB-INF/tags/status.tag): S, R, H or Pending.</w:t>
       </w:r>
     </w:p>
     <w:p>
@@ -2934,7 +2996,7 @@
         <w:rPr/>
         <w:t xml:space="preserve">•</w:t>
         <w:tab/>
-        <w:t xml:space="preserve">Current numbers on a machine without Docker: 329 tests, 225 pass, 104 skipped (91 DAO, 13 smoke).</w:t>
+        <w:t xml:space="preserve">Current numbers on a machine without Docker: 384 tests, 263 pass, 121 skipped (107 DAO, 14 smoke).</w:t>
       </w:r>
     </w:p>
     <w:p>

--- a/docs/handbooks/RMS Developer Handbook.docx
+++ b/docs/handbooks/RMS Developer Handbook.docx
@@ -26,7 +26,7 @@
       </w:pPr>
       <w:r>
         <w:rPr/>
-        <w:t xml:space="preserve">Branch dev as of 2 October 2026 (roles plan, Phase 3). Java 21, Spring 7, Tomcat 11, MySQL.</w:t>
+        <w:t xml:space="preserve">Branch dev as of 3 October 2026 (roles plan, Phase 4). Java 21, Spring 7, Tomcat 11, MySQL.</w:t>
       </w:r>
     </w:p>
     <w:p>
@@ -318,7 +318,7 @@
             </w:pPr>
             <w:r>
               <w:rPr/>
-              <w:t xml:space="preserve">Login, Account (Change password), User (Users and Roles), Position, Language, Candidate (with the profile), Job, Document (upload, download, delete, permanent delete), Assignment, Evaluation (My Evaluations, the evaluation form, the evaluation detail and the decision) and Marks (Candidate Status) controllers, and CurrentUser (the session user's ID and role)</w:t>
+              <w:t xml:space="preserve">Login, Account (Change password), User (Users and Roles), Position, Language, Candidate (with the profile), Job, Document (upload, download, delete, permanent delete), Assignment, Evaluation (My Evaluations, the evaluation form, the evaluation detail and the decision) and Marks (Candidate Status) controllers, Schedule (the interview schedule), LoginController.home (the dashboard), and CurrentUser (the session user's ID and role)</w:t>
             </w:r>
           </w:p>
         </w:tc>
@@ -405,7 +405,7 @@
             </w:pPr>
             <w:r>
               <w:rPr/>
-              <w:t xml:space="preserve">*Info beans: PositionInfo, LanguageInfo, CandidateInfo, JobInfo, DocumentInfo, MarksInfo, UserInfo, LoginInfo, ResultInfo, AssignmentInfo, DecisionInfo; the enums Role, DocumentType, CandidateSource, DecisionStatus, Criterion; the record DocumentUpload</w:t>
+              <w:t xml:space="preserve">*Info beans: PositionInfo, LanguageInfo, CandidateInfo, JobInfo, DocumentInfo, MarksInfo, UserInfo, LoginInfo, ResultInfo, AssignmentInfo, DecisionInfo, ScheduleInfo, DashboardInfo; the enums Role, DocumentType, CandidateSource, DecisionStatus, Criterion; the record DocumentUpload</w:t>
             </w:r>
           </w:p>
         </w:tc>
@@ -463,7 +463,7 @@
             </w:pPr>
             <w:r>
               <w:rPr/>
-              <w:t xml:space="preserve">15 views: login, main (home), create*/view* per module, candidateprofile, changepassword, viewmarks</w:t>
+              <w:t xml:space="preserve">21 views: login, main (home, with the dashboard), create*/view* per module, candidateprofile, changepassword, viewmarks, myschedule, myevaluations</w:t>
             </w:r>
           </w:p>
         </w:tc>
@@ -492,7 +492,7 @@
             </w:pPr>
             <w:r>
               <w:rPr/>
-              <w:t xml:space="preserve">Page shell: head, sidebar menu, top bar, Log out</w:t>
+              <w:t xml:space="preserve">Page shell: head, sidebar menu, top bar, Log out (schedulestatus.tag and status.tag are the status badges)</w:t>
             </w:r>
           </w:p>
         </w:tc>
@@ -2517,7 +2517,7 @@
         <w:rPr/>
         <w:t xml:space="preserve">•</w:t>
         <w:tab/>
-        <w:t xml:space="preserve">marks: since Phase 3 MarksDaoImpl names every column and reads by name; older WARs still read m.* by position, so add marks columns only at the end. Migration 005 (a draft) needs the owner's SHOW CREATE TABLE marks first.</w:t>
+        <w:t xml:space="preserve">marks: since Phase 3 MarksDaoImpl names every column and reads by name; older WARs still read m.* by position, so add marks columns only at the end. Migration 005 (a draft) needs the owner's SHOW CREATE TABLE marks first. Migration 006 adds interview_schedule: startat is a DATETIME with no time zone, compared with now(), so it is the database server's zone.</w:t>
       </w:r>
     </w:p>
     <w:p>
@@ -2996,7 +2996,7 @@
         <w:rPr/>
         <w:t xml:space="preserve">•</w:t>
         <w:tab/>
-        <w:t xml:space="preserve">Current numbers on a machine without Docker: 384 tests, 263 pass, 121 skipped (107 DAO, 14 smoke).</w:t>
+        <w:t xml:space="preserve">Current numbers on a machine without Docker: 452 tests, 312 pass, 140 skipped (125 DAO, 15 smoke).</w:t>
       </w:r>
     </w:p>
     <w:p>

--- a/docs/handbooks/RMS Developer Handbook.docx
+++ b/docs/handbooks/RMS Developer Handbook.docx
@@ -26,7 +26,7 @@
       </w:pPr>
       <w:r>
         <w:rPr/>
-        <w:t xml:space="preserve">Branch dev as of 3 October 2026 (roles plan, Phase 4). Java 21, Spring 7, Tomcat 11, MySQL.</w:t>
+        <w:t xml:space="preserve">Branches master and dev (same commit) as of 3 October 2026 (roles plan, Phases 1-4). Java 21, Spring 7, Tomcat 11, MySQL.</w:t>
       </w:r>
     </w:p>
     <w:p>
@@ -3692,7 +3692,7 @@
             </w:pPr>
             <w:r>
               <w:rPr/>
-              <w:t xml:space="preserve">docs/business-flows/*.md (login, users, masters, candidates, documents, jobs, evaluation)</w:t>
+              <w:t xml:space="preserve">docs/business-flows/*.md (login, users, masters, candidates, documents, jobs, evaluation, schedule)</w:t>
             </w:r>
           </w:p>
         </w:tc>

--- a/docs/handbooks/RMS Developer Handbook.docx
+++ b/docs/handbooks/RMS Developer Handbook.docx
@@ -26,7 +26,7 @@
       </w:pPr>
       <w:r>
         <w:rPr/>
-        <w:t xml:space="preserve">Branches master and dev (same commit) as of 3 October 2026 (roles plan, Phases 1-4). Java 21, Spring 7, Tomcat 11, MySQL.</w:t>
+        <w:t xml:space="preserve">Branches master and dev as of 3 October 2026 (roles plan Phases 1-4; reports, activity log and English-only text on dev). Java 21, Spring 7, Tomcat 11, MySQL.</w:t>
       </w:r>
     </w:p>
     <w:p>
@@ -318,7 +318,7 @@
             </w:pPr>
             <w:r>
               <w:rPr/>
-              <w:t xml:space="preserve">Login, Account (Change password), User (Users and Roles), Position, Language, Candidate (with the profile), Job, Document (upload, download, delete, permanent delete), Assignment, Evaluation (My Evaluations, the evaluation form, the evaluation detail and the decision) and Marks (Candidate Status) controllers, Schedule (the interview schedule), LoginController.home (the dashboard), and CurrentUser (the session user's ID and role)</w:t>
+              <w:t xml:space="preserve">Login, Account (Change password), User (Users and Roles), Position, Language, Candidate (with the profile), Job, Document (upload, download, delete, permanent delete), Assignment, Evaluation (My Evaluations, the evaluation form, the evaluation detail and the decision) and Marks (Candidate Status) controllers, Schedule (the interview schedule), Report (CSV downloads), Activity (the activity log page), LoginController.home (the dashboard), and CurrentUser (the session user's ID and role)</w:t>
             </w:r>
           </w:p>
         </w:tc>
@@ -405,7 +405,7 @@
             </w:pPr>
             <w:r>
               <w:rPr/>
-              <w:t xml:space="preserve">*Info beans: PositionInfo, LanguageInfo, CandidateInfo, JobInfo, DocumentInfo, MarksInfo, UserInfo, LoginInfo, ResultInfo, AssignmentInfo, DecisionInfo, ScheduleInfo, DashboardInfo; the enums Role, DocumentType, CandidateSource, DecisionStatus, Criterion; the record DocumentUpload</w:t>
+              <w:t xml:space="preserve">*Info beans: PositionInfo, LanguageInfo, CandidateInfo, JobInfo, DocumentInfo, MarksInfo, UserInfo, LoginInfo, ResultInfo, AssignmentInfo, DecisionInfo, ScheduleInfo, DashboardInfo, ActivityInfo; the enums Role, DocumentType, CandidateSource, DecisionStatus, Criterion; the record DocumentUpload</w:t>
             </w:r>
           </w:p>
         </w:tc>
@@ -463,7 +463,7 @@
             </w:pPr>
             <w:r>
               <w:rPr/>
-              <w:t xml:space="preserve">21 views: login, main (home, with the dashboard), create*/view* per module, candidateprofile, changepassword, viewmarks, myschedule, myevaluations</w:t>
+              <w:t xml:space="preserve">23 views: login, main (home, with the dashboard), create*/view* per module, candidateprofile, changepassword, viewmarks, myschedule, myevaluations, reports, viewactivity</w:t>
             </w:r>
           </w:p>
         </w:tc>
@@ -1758,6 +1758,129 @@
           </w:p>
         </w:tc>
       </w:tr>
+      <w:tr>
+        <w:trPr>
+          <w:cantSplit/>
+        </w:trPr>
+        <w:tc>
+          <w:tcPr/>
+          <w:p>
+            <w:pPr>
+              <w:pStyle w:val="TableText"/>
+            </w:pPr>
+            <w:r>
+              <w:rPr/>
+              <w:t xml:space="preserve">English only</w:t>
+            </w:r>
+          </w:p>
+        </w:tc>
+        <w:tc>
+          <w:tcPr/>
+          <w:p>
+            <w:pPr>
+              <w:pStyle w:val="TableText"/>
+            </w:pPr>
+            <w:r>
+              <w:rPr/>
+              <w:t xml:space="preserve">Check new free-text fields with EnglishText.isEnglish (single line) or isEnglishMultiline (comments, reasons) and refuse with EnglishText.PROBLEM</w:t>
+            </w:r>
+          </w:p>
+        </w:tc>
+        <w:tc>
+          <w:tcPr/>
+          <w:p>
+            <w:pPr>
+              <w:pStyle w:val="TableText"/>
+            </w:pPr>
+            <w:r>
+              <w:rPr/>
+              <w:t xml:space="preserve">CandidateController.check, DecisionServiceImpl</w:t>
+            </w:r>
+          </w:p>
+        </w:tc>
+      </w:tr>
+      <w:tr>
+        <w:trPr>
+          <w:cantSplit/>
+        </w:trPr>
+        <w:tc>
+          <w:tcPr/>
+          <w:p>
+            <w:pPr>
+              <w:pStyle w:val="TableText"/>
+            </w:pPr>
+            <w:r>
+              <w:rPr/>
+              <w:t xml:space="preserve">Activity log</w:t>
+            </w:r>
+          </w:p>
+        </w:tc>
+        <w:tc>
+          <w:tcPr/>
+          <w:p>
+            <w:pPr>
+              <w:pStyle w:val="TableText"/>
+            </w:pPr>
+            <w:r>
+              <w:rPr/>
+              <w:t xml:space="preserve">After an action that matters works, call activityservice.record(userid, ACTION, ENTITYTYPE, entityid, detail); the detail holds codes and keys only; record never throws</w:t>
+            </w:r>
+          </w:p>
+        </w:tc>
+        <w:tc>
+          <w:tcPr/>
+          <w:p>
+            <w:pPr>
+              <w:pStyle w:val="TableText"/>
+            </w:pPr>
+            <w:r>
+              <w:rPr/>
+              <w:t xml:space="preserve">MarksServiceImpl logs MARKED, DecisionServiceImpl logs SELECTED, REJECTED or ON_HOLD</w:t>
+            </w:r>
+          </w:p>
+        </w:tc>
+      </w:tr>
+      <w:tr>
+        <w:trPr>
+          <w:cantSplit/>
+        </w:trPr>
+        <w:tc>
+          <w:tcPr/>
+          <w:p>
+            <w:pPr>
+              <w:pStyle w:val="TableText"/>
+            </w:pPr>
+            <w:r>
+              <w:rPr/>
+              <w:t xml:space="preserve">CSV reports</w:t>
+            </w:r>
+          </w:p>
+        </w:tc>
+        <w:tc>
+          <w:tcPr/>
+          <w:p>
+            <w:pPr>
+              <w:pStyle w:val="TableText"/>
+            </w:pPr>
+            <w:r>
+              <w:rPr/>
+              <w:t xml:space="preserve">Build them with CsvWriter (UTF-8 BOM, CRLF, formula cells made text); log the download as REPORT_DOWNLOADED</w:t>
+            </w:r>
+          </w:p>
+        </w:tc>
+        <w:tc>
+          <w:tcPr/>
+          <w:p>
+            <w:pPr>
+              <w:pStyle w:val="TableText"/>
+            </w:pPr>
+            <w:r>
+              <w:rPr/>
+              <w:t xml:space="preserve">ReportController</w:t>
+            </w:r>
+          </w:p>
+        </w:tc>
+      </w:tr>
     </w:tbl>
     <w:p>
       <w:pPr>
@@ -2517,7 +2640,7 @@
         <w:rPr/>
         <w:t xml:space="preserve">•</w:t>
         <w:tab/>
-        <w:t xml:space="preserve">marks: since Phase 3 MarksDaoImpl names every column and reads by name; older WARs still read m.* by position, so add marks columns only at the end. Migration 005 (a draft) needs the owner's SHOW CREATE TABLE marks first. Migration 006 adds interview_schedule: startat is a DATETIME with no time zone, compared with now(), so it is the database server's zone.</w:t>
+        <w:t xml:space="preserve">marks: since Phase 3 MarksDaoImpl names every column and reads by name; older WARs still read m.* by position, so add marks columns only at the end. Migration 005 (a draft) needs the owner's SHOW CREATE TABLE marks first. Migration 006 adds interview_schedule: startat is a DATETIME with no time zone, compared with now(), so it is the database server's zone. Migration 007 adds activity_log (no foreign keys; RMS only inserts and selects): ActivityServiceImpl.record swallows a DataAccessException with one WARN, so a missing table never breaks the user's action.</w:t>
       </w:r>
     </w:p>
     <w:p>
@@ -2996,7 +3119,7 @@
         <w:rPr/>
         <w:t xml:space="preserve">•</w:t>
         <w:tab/>
-        <w:t xml:space="preserve">Current numbers on a machine without Docker: 452 tests, 312 pass, 140 skipped (125 DAO, 15 smoke).</w:t>
+        <w:t xml:space="preserve">Current numbers on a machine without Docker: 488 tests, 343 pass, 145 skipped (129 DAO, 16 smoke). The activity log hooks are pinned in ActivityLoggingTest; add a case there for each new logged action.</w:t>
       </w:r>
     </w:p>
     <w:p>
@@ -3692,7 +3815,7 @@
             </w:pPr>
             <w:r>
               <w:rPr/>
-              <w:t xml:space="preserve">docs/business-flows/*.md (login, users, masters, candidates, documents, jobs, evaluation, schedule)</w:t>
+              <w:t xml:space="preserve">docs/business-flows/*.md (login, users, masters, candidates, documents, jobs, evaluation, schedule, reports-activity)</w:t>
             </w:r>
           </w:p>
         </w:tc>

--- a/docs/handbooks/RMS Developer Handbook.docx
+++ b/docs/handbooks/RMS Developer Handbook.docx
@@ -463,7 +463,7 @@
             </w:pPr>
             <w:r>
               <w:rPr/>
-              <w:t xml:space="preserve">23 views: login, main (home, with the dashboard), create*/view* per module, candidateprofile, changepassword, viewmarks, myschedule, myevaluations, reports, viewactivity</w:t>
+              <w:t xml:space="preserve">24 views: login, main (home, with the dashboard), create*/view* per module, candidateprofile, changepassword, viewmarks, myschedule, myevaluations, reports, viewactivity, viewdeletedcandidates</w:t>
             </w:r>
           </w:p>
         </w:tc>
@@ -1835,7 +1835,7 @@
             </w:pPr>
             <w:r>
               <w:rPr/>
-              <w:t xml:space="preserve">MarksServiceImpl logs MARKED, DecisionServiceImpl logs SELECTED, REJECTED or ON_HOLD</w:t>
+              <w:t xml:space="preserve">MarksServiceImpl logs MARKED, DecisionServiceImpl logs SELECTED, REJECTED or ON_HOLD; sign-ins in SecurityConfig, documents in DocumentServiceImpl, jobs and master data in their controllers</w:t>
             </w:r>
           </w:p>
         </w:tc>
@@ -3119,7 +3119,7 @@
         <w:rPr/>
         <w:t xml:space="preserve">•</w:t>
         <w:tab/>
-        <w:t xml:space="preserve">Current numbers on a machine without Docker: 488 tests, 343 pass, 145 skipped (129 DAO, 16 smoke). The activity log hooks are pinned in ActivityLoggingTest; add a case there for each new logged action.</w:t>
+        <w:t xml:space="preserve">Current numbers on a machine without Docker: 502 tests, 356 pass, 146 skipped (130 DAO, 16 smoke). The activity log hooks are pinned in ActivityLoggingTest; add a case there for each new logged action.</w:t>
       </w:r>
     </w:p>
     <w:p>
